--- a/Grade_9/Semester_1/01_Safety/003_L - Online risks & safe response logic/Teacher_Plan.docx
+++ b/Grade_9/Semester_1/01_Safety/003_L - Online risks & safe response logic/Teacher_Plan.docx
@@ -28,14 +28,14 @@
     </w:p>
     <w:tbl>
       <w:tblPr>
-        <w:tblW w:type="auto" w:w="100"/>
+        <w:tblW w:type="dxa" w:w="9600"/>
         <w:tblBorders>
           <w:top w:val="none" w:color="FFFFFF" w:sz="0"/>
           <w:left w:val="none" w:color="FFFFFF" w:sz="0"/>
           <w:bottom w:val="none" w:color="FFFFFF" w:sz="0"/>
           <w:right w:val="none" w:color="FFFFFF" w:sz="0"/>
-          <w:insideH w:val="single" w:color="auto" w:sz="4"/>
-          <w:insideV w:val="single" w:color="auto" w:sz="4"/>
+          <w:insideH w:val="none" w:color="FFFFFF" w:sz="0"/>
+          <w:insideV w:val="none" w:color="FFFFFF" w:sz="0"/>
         </w:tblBorders>
         <w:tblLayout w:type="fixed"/>
       </w:tblPr>
@@ -100,7 +100,7 @@
                 <w:sz w:val="22"/>
                 <w:szCs w:val="22"/>
               </w:rPr>
-              <w:t xml:space="preserve">L — Mokymosi pamoka (3 iš 7 apie saugą)</w:t>
+              <w:t xml:space="preserve">L — Mokymosi pamoka (3 iš 4 saugos L pamokų)</w:t>
             </w:r>
           </w:p>
         </w:tc>
@@ -286,7 +286,7 @@
                 <w:sz w:val="22"/>
                 <w:szCs w:val="22"/>
               </w:rPr>
-              <w:t xml:space="preserve">Demo → bandymas</w:t>
+              <w:t xml:space="preserve">Demo → bandymas (~60/40)</w:t>
             </w:r>
           </w:p>
         </w:tc>
@@ -348,7 +348,7 @@
                 <w:sz w:val="22"/>
                 <w:szCs w:val="22"/>
               </w:rPr>
-              <w:t xml:space="preserve">Ši pamoka apima dažniausias internetines grėsmes (phishing, socialinė inžinerija, melagienos), jų atpažinimo požymius ir saugaus reagavimo algoritmą. Neapima slaptažodžių, 2FA, aplinkos poveikio ar ergonomikos.</w:t>
+              <w:t xml:space="preserve">Ši pamoka apima dažniausias internetines grėsmes: phishing, socialinę inžineriją ir melagienų sklaidą. Mokiniai mokosi atpažinti phishing požymius ir taikyti saugaus reagavimo algoritmą: sustoti → patikrinti → pranešti. Neapima kibernetinės saugos techninių detalių ar šifravimo.</w:t>
             </w:r>
           </w:p>
         </w:tc>
@@ -361,7 +361,7 @@
     </w:p>
     <w:tbl>
       <w:tblPr>
-        <w:tblW w:type="auto" w:w="100"/>
+        <w:tblW w:type="dxa" w:w="9600"/>
         <w:tblBorders>
           <w:top w:val="single" w:color="auto" w:sz="4"/>
           <w:left w:val="single" w:color="auto" w:sz="4"/>
@@ -381,6 +381,7 @@
         </w:trPr>
         <w:tc>
           <w:tcPr>
+            <w:tcW w:type="dxa" w:w="9600"/>
             <w:tcBorders>
               <w:top w:val="single" w:color="E0E0E0" w:sz="4"/>
               <w:left w:val="single" w:color="5E35B1" w:sz="64"/>
@@ -463,7 +464,7 @@
           </w:p>
           <w:p>
             <w:pPr>
-              <w:spacing w:after="0"/>
+              <w:spacing w:after="60"/>
             </w:pPr>
             <w:r>
               <w:rPr>
@@ -502,8 +503,8 @@
           <w:left w:val="none" w:color="FFFFFF" w:sz="0"/>
           <w:bottom w:val="none" w:color="FFFFFF" w:sz="0"/>
           <w:right w:val="none" w:color="FFFFFF" w:sz="0"/>
-          <w:insideH w:val="single" w:color="auto" w:sz="4"/>
-          <w:insideV w:val="single" w:color="auto" w:sz="4"/>
+          <w:insideH w:val="none" w:color="FFFFFF" w:sz="0"/>
+          <w:insideV w:val="none" w:color="FFFFFF" w:sz="0"/>
         </w:tblBorders>
         <w:tblLayout w:type="fixed"/>
       </w:tblPr>
@@ -526,6 +527,12 @@
           <w:tcPr>
             <w:tcW w:type="dxa" w:w="9400"/>
             <w:shd w:fill="FFF3E0" w:val="clear"/>
+            <w:tcMar>
+              <w:top w:type="dxa" w:w="60"/>
+              <w:left w:type="dxa" w:w="120"/>
+              <w:bottom w:type="dxa" w:w="60"/>
+              <w:right w:type="dxa" w:w="120"/>
+            </w:tcMar>
           </w:tcPr>
           <w:p>
             <w:r>
@@ -597,7 +604,6 @@
     </w:p>
     <w:p>
       <w:pPr>
-        <w:keepNext/>
         <w:spacing w:after="60"/>
         <w:ind w:left="360"/>
       </w:pPr>
@@ -619,12 +625,11 @@
           <w:sz w:val="22"/>
           <w:szCs w:val="22"/>
         </w:rPr>
-        <w:t xml:space="preserve">Įvardinkite 3 stipraus slaptažodžio kriterijus.</w:t>
-      </w:r>
-    </w:p>
-    <w:p>
-      <w:pPr>
-        <w:keepNext/>
+        <w:t xml:space="preserve">Kokie yra trys stipraus slaptažodžio kriterijai?</w:t>
+      </w:r>
+    </w:p>
+    <w:p>
+      <w:pPr>
         <w:spacing w:after="60"/>
         <w:ind w:left="360"/>
       </w:pPr>
@@ -646,12 +651,11 @@
           <w:sz w:val="22"/>
           <w:szCs w:val="22"/>
         </w:rPr>
-        <w:t xml:space="preserve">Kaip veikia dviejų veiksnių autentifikacija? Kodėl ji padeda?</w:t>
-      </w:r>
-    </w:p>
-    <w:p>
-      <w:pPr>
-        <w:keepNext/>
+        <w:t xml:space="preserve">Kodėl dviejų veiksnių autentifikacija apsaugo net tada, kai slaptažodis pavogtas?</w:t>
+      </w:r>
+    </w:p>
+    <w:p>
+      <w:pPr>
         <w:spacing w:after="60"/>
         <w:ind w:left="360"/>
       </w:pPr>
@@ -673,7 +677,7 @@
           <w:sz w:val="22"/>
           <w:szCs w:val="22"/>
         </w:rPr>
-        <w:t xml:space="preserve">Pateikite pavyzdį: kada dalintis asmenine informacija internete būtų nesaugu?</w:t>
+        <w:t xml:space="preserve">Draugas prašo pasidalyti savo prisijungimo duomenimis, kad patikrintų kažką tavo paskyroje. Ar tai saugu? Kodėl?</w:t>
       </w:r>
     </w:p>
     <w:p>
@@ -690,7 +694,7 @@
           <w:sz w:val="20"/>
           <w:szCs w:val="20"/>
         </w:rPr>
-        <w:t xml:space="preserve">Ryšys: „Praeitoje pamokoje mokėmės apsaugoti savo paskyras. Šiandien žiūrėsime, kokios grėsmės tykoja internete ir kaip jas atpažinti.“</w:t>
+        <w:t xml:space="preserve">(Ryšys su nauja tema: praėjusią pamoką kalbėjome, kaip apsaugoti savo paskyras. Šiandien nagrinėsime, kokiais būdais kiti žmonės bando apeiti tas apsaugas.)</w:t>
       </w:r>
     </w:p>
     <w:p>
@@ -706,8 +710,8 @@
           <w:left w:val="none" w:color="FFFFFF" w:sz="0"/>
           <w:bottom w:val="none" w:color="FFFFFF" w:sz="0"/>
           <w:right w:val="none" w:color="FFFFFF" w:sz="0"/>
-          <w:insideH w:val="single" w:color="auto" w:sz="4"/>
-          <w:insideV w:val="single" w:color="auto" w:sz="4"/>
+          <w:insideH w:val="none" w:color="FFFFFF" w:sz="0"/>
+          <w:insideV w:val="none" w:color="FFFFFF" w:sz="0"/>
         </w:tblBorders>
         <w:tblLayout w:type="fixed"/>
       </w:tblPr>
@@ -730,6 +734,12 @@
           <w:tcPr>
             <w:tcW w:type="dxa" w:w="9400"/>
             <w:shd w:fill="E3F2FD" w:val="clear"/>
+            <w:tcMar>
+              <w:top w:type="dxa" w:w="60"/>
+              <w:left w:type="dxa" w:w="120"/>
+              <w:bottom w:type="dxa" w:w="60"/>
+              <w:right w:type="dxa" w:w="120"/>
+            </w:tcMar>
           </w:tcPr>
           <w:p>
             <w:r>
@@ -770,123 +780,122 @@
           <w:sz w:val="22"/>
           <w:szCs w:val="22"/>
         </w:rPr>
-        <w:t xml:space="preserve">Phishing ir socialinė inžinerija — ~10 min.</w:t>
-      </w:r>
-    </w:p>
-    <w:p>
-      <w:pPr>
-        <w:spacing w:after="80"/>
-      </w:pPr>
-      <w:r>
-        <w:rPr>
-          <w:rFonts w:ascii="Arial" w:cs="Arial" w:eastAsia="Arial" w:hAnsi="Arial"/>
-          <w:color w:val="212121"/>
-          <w:sz w:val="22"/>
-          <w:szCs w:val="22"/>
-        </w:rPr>
-        <w:t xml:space="preserve">Paaiškinkite, kas yra phishing: bandymas išgauti asmeninę informaciją apsimetant patikimu šaltiniu.</w:t>
-      </w:r>
-    </w:p>
-    <w:p>
-      <w:pPr>
-        <w:spacing w:after="80"/>
-      </w:pPr>
-      <w:r>
-        <w:rPr>
-          <w:rFonts w:ascii="Arial" w:cs="Arial" w:eastAsia="Arial" w:hAnsi="Arial"/>
-          <w:color w:val="212121"/>
-          <w:sz w:val="22"/>
-          <w:szCs w:val="22"/>
-        </w:rPr>
-        <w:t xml:space="preserve">Parodykite skaidrėje phishing el. laiško pavyzdį. Paklauskite klasių: kokie įtartini požymiai matomi?</w:t>
-      </w:r>
-    </w:p>
-    <w:p>
-      <w:pPr>
-        <w:spacing w:after="80"/>
-      </w:pPr>
-      <w:r>
-        <w:rPr>
-          <w:rFonts w:ascii="Arial" w:cs="Arial" w:eastAsia="Arial" w:hAnsi="Arial"/>
-          <w:color w:val="212121"/>
-          <w:sz w:val="22"/>
-          <w:szCs w:val="22"/>
-        </w:rPr>
-        <w:t xml:space="preserve">Aptarkite tipinius phishing požymius:</w:t>
-      </w:r>
-    </w:p>
-    <w:p>
-      <w:pPr>
-        <w:spacing w:after="80"/>
-        <w:ind w:left="360"/>
-      </w:pPr>
-      <w:r>
-        <w:rPr>
-          <w:rFonts w:ascii="Arial" w:cs="Arial" w:eastAsia="Arial" w:hAnsi="Arial"/>
-          <w:color w:val="212121"/>
-          <w:sz w:val="22"/>
-          <w:szCs w:val="22"/>
-        </w:rPr>
-        <w:t xml:space="preserve">  • Netikėtas siųstėjas arba keisčiamas domenas</w:t>
-      </w:r>
-    </w:p>
-    <w:p>
-      <w:pPr>
-        <w:spacing w:after="80"/>
-        <w:ind w:left="360"/>
-      </w:pPr>
-      <w:r>
-        <w:rPr>
-          <w:rFonts w:ascii="Arial" w:cs="Arial" w:eastAsia="Arial" w:hAnsi="Arial"/>
-          <w:color w:val="212121"/>
-          <w:sz w:val="22"/>
-          <w:szCs w:val="22"/>
-        </w:rPr>
-        <w:t xml:space="preserve">  • Skubos spaudimas: veikti reikia DABAR</w:t>
-      </w:r>
-    </w:p>
-    <w:p>
-      <w:pPr>
-        <w:spacing w:after="80"/>
-        <w:ind w:left="360"/>
-      </w:pPr>
-      <w:r>
-        <w:rPr>
-          <w:rFonts w:ascii="Arial" w:cs="Arial" w:eastAsia="Arial" w:hAnsi="Arial"/>
-          <w:color w:val="212121"/>
-          <w:sz w:val="22"/>
-          <w:szCs w:val="22"/>
-        </w:rPr>
-        <w:t xml:space="preserve">  • Prašoma asmeninės informacijos arba slaptažodžio</w:t>
-      </w:r>
-    </w:p>
-    <w:p>
-      <w:pPr>
-        <w:spacing w:after="80"/>
-        <w:ind w:left="360"/>
-      </w:pPr>
-      <w:r>
-        <w:rPr>
-          <w:rFonts w:ascii="Arial" w:cs="Arial" w:eastAsia="Arial" w:hAnsi="Arial"/>
-          <w:color w:val="212121"/>
-          <w:sz w:val="22"/>
-          <w:szCs w:val="22"/>
-        </w:rPr>
-        <w:t xml:space="preserve">  • Nuorodos adresas nesutampa su deklaruojamu šaltiniu</w:t>
-      </w:r>
-    </w:p>
-    <w:p>
-      <w:pPr>
-        <w:spacing w:after="80"/>
-      </w:pPr>
-      <w:r>
-        <w:rPr>
-          <w:rFonts w:ascii="Arial" w:cs="Arial" w:eastAsia="Arial" w:hAnsi="Arial"/>
-          <w:color w:val="212121"/>
-          <w:sz w:val="22"/>
-          <w:szCs w:val="22"/>
-        </w:rPr>
-        <w:t xml:space="preserve">Paaiškinkite socialinę inžineriją: manipuliacija pasitikėjimu, emocijomis, autoritetu. Pateikite pavyzdį: „skambutis iš banko“ prašant patvirtinti duomenis.</w:t>
+        <w:t xml:space="preserve">Pamokos fokusas (~2 min.)</w:t>
+      </w:r>
+    </w:p>
+    <w:p>
+      <w:pPr>
+        <w:spacing w:after="80"/>
+      </w:pPr>
+      <w:r>
+        <w:rPr>
+          <w:rFonts w:ascii="Arial" w:cs="Arial" w:eastAsia="Arial" w:hAnsi="Arial"/>
+          <w:color w:val="212121"/>
+          <w:sz w:val="22"/>
+          <w:szCs w:val="22"/>
+        </w:rPr>
+        <w:t xml:space="preserve">Skaidrėje parodykite tris ekranvaizdžius: phishing el. laišką, apgaulingą socialinio tinklo žinutę ir melagingą naujieną. Paklauskite: „Kas šiuose trijuose pavyzdžiuose bendra?“ Priimkite kelis atsakymus, bet neanalizuokite giliau. Pasakykite, kad šiandien mokiniai išmoks atpažinti tokias situacijas ir žinos, kaip reaguoti.</w:t>
+      </w:r>
+    </w:p>
+    <w:p>
+      <w:pPr>
+        <w:keepNext/>
+        <w:spacing w:after="80"/>
+      </w:pPr>
+      <w:r>
+        <w:rPr>
+          <w:rFonts w:ascii="Arial" w:cs="Arial" w:eastAsia="Arial" w:hAnsi="Arial"/>
+          <w:b/>
+          <w:bCs/>
+          <w:color w:val="1565C0"/>
+          <w:sz w:val="22"/>
+          <w:szCs w:val="22"/>
+        </w:rPr>
+        <w:t xml:space="preserve">Phishing požymiai (~7 min.)</w:t>
+      </w:r>
+    </w:p>
+    <w:p>
+      <w:pPr>
+        <w:spacing w:after="80"/>
+      </w:pPr>
+      <w:r>
+        <w:rPr>
+          <w:rFonts w:ascii="Arial" w:cs="Arial" w:eastAsia="Arial" w:hAnsi="Arial"/>
+          <w:color w:val="212121"/>
+          <w:sz w:val="22"/>
+          <w:szCs w:val="22"/>
+        </w:rPr>
+        <w:t xml:space="preserve">Skaidrėje parodykite realaus phishing el. laiško pavyzdį (nuasmenintą). Paaiškinkite keturis tipinius požymius:</w:t>
+      </w:r>
+    </w:p>
+    <w:p>
+      <w:pPr>
+        <w:spacing w:after="80"/>
+      </w:pPr>
+      <w:r>
+        <w:rPr>
+          <w:rFonts w:ascii="Arial" w:cs="Arial" w:eastAsia="Arial" w:hAnsi="Arial"/>
+          <w:color w:val="212121"/>
+          <w:sz w:val="22"/>
+          <w:szCs w:val="22"/>
+        </w:rPr>
+        <w:t xml:space="preserve">1) Skubos spaudimas („jūsų paskyra bus užblokuota per 24 val.“).</w:t>
+      </w:r>
+    </w:p>
+    <w:p>
+      <w:pPr>
+        <w:spacing w:after="80"/>
+      </w:pPr>
+      <w:r>
+        <w:rPr>
+          <w:rFonts w:ascii="Arial" w:cs="Arial" w:eastAsia="Arial" w:hAnsi="Arial"/>
+          <w:color w:val="212121"/>
+          <w:sz w:val="22"/>
+          <w:szCs w:val="22"/>
+        </w:rPr>
+        <w:t xml:space="preserve">2) Netikėtas arba nepažįstamas siuntėjas.</w:t>
+      </w:r>
+    </w:p>
+    <w:p>
+      <w:pPr>
+        <w:spacing w:after="80"/>
+      </w:pPr>
+      <w:r>
+        <w:rPr>
+          <w:rFonts w:ascii="Arial" w:cs="Arial" w:eastAsia="Arial" w:hAnsi="Arial"/>
+          <w:color w:val="212121"/>
+          <w:sz w:val="22"/>
+          <w:szCs w:val="22"/>
+        </w:rPr>
+        <w:t xml:space="preserve">3) Prašymas pateikti asmeninę informaciją (slaptažodį, kortelės numerį).</w:t>
+      </w:r>
+    </w:p>
+    <w:p>
+      <w:pPr>
+        <w:spacing w:after="80"/>
+      </w:pPr>
+      <w:r>
+        <w:rPr>
+          <w:rFonts w:ascii="Arial" w:cs="Arial" w:eastAsia="Arial" w:hAnsi="Arial"/>
+          <w:color w:val="212121"/>
+          <w:sz w:val="22"/>
+          <w:szCs w:val="22"/>
+        </w:rPr>
+        <w:t xml:space="preserve">4) Įtartina nuoroda arba domeno pavadinimas (pvz., bankas-lt.xyz vietoj bankas.lt).</w:t>
+      </w:r>
+    </w:p>
+    <w:p>
+      <w:pPr>
+        <w:spacing w:after="80"/>
+      </w:pPr>
+      <w:r>
+        <w:rPr>
+          <w:rFonts w:ascii="Arial" w:cs="Arial" w:eastAsia="Arial" w:hAnsi="Arial"/>
+          <w:color w:val="212121"/>
+          <w:sz w:val="22"/>
+          <w:szCs w:val="22"/>
+        </w:rPr>
+        <w:t xml:space="preserve">Prie kiekvieno požymio nurodykite konkretų laiško fragmentą ir paklauskite mokinių, ar jie jį pastebėjo.</w:t>
       </w:r>
     </w:p>
     <w:p>
@@ -914,23 +923,22 @@
           <w:sz w:val="22"/>
           <w:szCs w:val="22"/>
         </w:rPr>
-        <w:t xml:space="preserve">manyti, kad phishing ateina tik el. paštu. </w:t>
-      </w:r>
-      <w:r>
-        <w:rPr>
-          <w:rFonts w:ascii="Arial" w:cs="Arial" w:eastAsia="Arial" w:hAnsi="Arial"/>
-          <w:b/>
-          <w:bCs/>
-          <w:color w:val="212121"/>
-          <w:sz w:val="22"/>
-          <w:szCs w:val="22"/>
-        </w:rPr>
-        <w:t xml:space="preserve">Taisyklė: Phishing gali būti SMS, socialinių tinklų žinutėse, netgi skambučiais (vishing).</w:t>
-      </w:r>
-    </w:p>
-    <w:p>
-      <w:pPr>
-        <w:keepNext/>
+        <w:t xml:space="preserve">mokiniai mano, kad phishing ateina tik el. paštu. </w:t>
+      </w:r>
+      <w:r>
+        <w:rPr>
+          <w:rFonts w:ascii="Arial" w:cs="Arial" w:eastAsia="Arial" w:hAnsi="Arial"/>
+          <w:b/>
+          <w:bCs/>
+          <w:color w:val="212121"/>
+          <w:sz w:val="22"/>
+          <w:szCs w:val="22"/>
+        </w:rPr>
+        <w:t xml:space="preserve">Taisyklė: pabrėžkite, kad phishing gali būti SMS žinutė, socialinio tinklo pranešimas ar net skambutis.</w:t>
+      </w:r>
+    </w:p>
+    <w:p>
+      <w:pPr>
         <w:spacing w:after="80"/>
       </w:pPr>
       <w:r>
@@ -942,65 +950,81 @@
           <w:sz w:val="22"/>
           <w:szCs w:val="22"/>
         </w:rPr>
-        <w:t xml:space="preserve">Melagienos ir dezinformacija — ~5 min.</w:t>
-      </w:r>
-    </w:p>
-    <w:p>
-      <w:pPr>
-        <w:spacing w:after="80"/>
-      </w:pPr>
-      <w:r>
-        <w:rPr>
-          <w:rFonts w:ascii="Arial" w:cs="Arial" w:eastAsia="Arial" w:hAnsi="Arial"/>
-          <w:color w:val="212121"/>
-          <w:sz w:val="22"/>
-          <w:szCs w:val="22"/>
-        </w:rPr>
-        <w:t xml:space="preserve">Paaiškinkite skirtumą tarp klaidingos informacijos (netytinės) ir dezinformacijos (tytinės).</w:t>
-      </w:r>
-    </w:p>
-    <w:p>
-      <w:pPr>
-        <w:spacing w:after="80"/>
-      </w:pPr>
-      <w:r>
-        <w:rPr>
-          <w:rFonts w:ascii="Arial" w:cs="Arial" w:eastAsia="Arial" w:hAnsi="Arial"/>
-          <w:color w:val="212121"/>
-          <w:sz w:val="22"/>
-          <w:szCs w:val="22"/>
-        </w:rPr>
-        <w:t xml:space="preserve">Parodykite pavyzdį: kaip melaginga naujiena gali paskatinti neatsakingus veiksmus (paspausti nuorodą, dalintis duomenimis).</w:t>
-      </w:r>
-    </w:p>
-    <w:p>
-      <w:pPr>
-        <w:spacing w:after="80"/>
-      </w:pPr>
-      <w:r>
-        <w:rPr>
-          <w:rFonts w:ascii="Arial" w:cs="Arial" w:eastAsia="Arial" w:hAnsi="Arial"/>
-          <w:b/>
-          <w:bCs/>
-          <w:color w:val="424242"/>
-          <w:sz w:val="22"/>
-          <w:szCs w:val="22"/>
-        </w:rPr>
-        <w:t xml:space="preserve">Supratimo patikrinimas: </w:t>
-      </w:r>
-      <w:r>
-        <w:rPr>
-          <w:rFonts w:ascii="Arial" w:cs="Arial" w:eastAsia="Arial" w:hAnsi="Arial"/>
-          <w:color w:val="212121"/>
-          <w:sz w:val="22"/>
-          <w:szCs w:val="22"/>
-        </w:rPr>
-        <w:t xml:space="preserve">„Draugas atsiuncia nuorodą su „nemokama dovana“ — kaip elgtumėtės? Kodėl?“</w:t>
-      </w:r>
-    </w:p>
-    <w:p>
-      <w:pPr>
-        <w:keepNext/>
+        <w:t xml:space="preserve">Socialinė inžinerija (~5 min.)</w:t>
+      </w:r>
+    </w:p>
+    <w:p>
+      <w:pPr>
+        <w:spacing w:after="80"/>
+      </w:pPr>
+      <w:r>
+        <w:rPr>
+          <w:rFonts w:ascii="Arial" w:cs="Arial" w:eastAsia="Arial" w:hAnsi="Arial"/>
+          <w:color w:val="212121"/>
+          <w:sz w:val="22"/>
+          <w:szCs w:val="22"/>
+        </w:rPr>
+        <w:t xml:space="preserve">Paaiškinkite sąvoką: tai manipuliavimas žmonėmis siekiant gauti konfidencialią informaciją. Phishing yra viena socialinės inžinerijos formų.</w:t>
+      </w:r>
+    </w:p>
+    <w:p>
+      <w:pPr>
+        <w:spacing w:after="80"/>
+      </w:pPr>
+      <w:r>
+        <w:rPr>
+          <w:rFonts w:ascii="Arial" w:cs="Arial" w:eastAsia="Arial" w:hAnsi="Arial"/>
+          <w:color w:val="212121"/>
+          <w:sz w:val="22"/>
+          <w:szCs w:val="22"/>
+        </w:rPr>
+        <w:t xml:space="preserve">Parodykite du paprastus scenarijus:</w:t>
+      </w:r>
+    </w:p>
+    <w:p>
+      <w:pPr>
+        <w:spacing w:after="80"/>
+      </w:pPr>
+      <w:r>
+        <w:rPr>
+          <w:rFonts w:ascii="Arial" w:cs="Arial" w:eastAsia="Arial" w:hAnsi="Arial"/>
+          <w:color w:val="212121"/>
+          <w:sz w:val="22"/>
+          <w:szCs w:val="22"/>
+        </w:rPr>
+        <w:t xml:space="preserve">a) Nepažįstamas asmuo socialiniame tinkle apsimeta klasės draugu ir prašo slaptažodžio „nes pamiršo savo“.</w:t>
+      </w:r>
+    </w:p>
+    <w:p>
+      <w:pPr>
+        <w:spacing w:after="80"/>
+      </w:pPr>
+      <w:r>
+        <w:rPr>
+          <w:rFonts w:ascii="Arial" w:cs="Arial" w:eastAsia="Arial" w:hAnsi="Arial"/>
+          <w:color w:val="212121"/>
+          <w:sz w:val="22"/>
+          <w:szCs w:val="22"/>
+        </w:rPr>
+        <w:t xml:space="preserve">b) „Techninės pagalbos“ skambutis, kuriame prašoma įdiegti programą nuotoliniam valdymui.</w:t>
+      </w:r>
+    </w:p>
+    <w:p>
+      <w:pPr>
+        <w:spacing w:after="80"/>
+      </w:pPr>
+      <w:r>
+        <w:rPr>
+          <w:rFonts w:ascii="Arial" w:cs="Arial" w:eastAsia="Arial" w:hAnsi="Arial"/>
+          <w:color w:val="212121"/>
+          <w:sz w:val="22"/>
+          <w:szCs w:val="22"/>
+        </w:rPr>
+        <w:t xml:space="preserve">Pabrėžkite bendrą mechanizmą: manipuliatorius naudoja pasitikėjimą, skubą arba autoritetą.</w:t>
+      </w:r>
+    </w:p>
+    <w:p>
+      <w:pPr>
         <w:spacing w:after="80"/>
       </w:pPr>
       <w:r>
@@ -1012,66 +1036,204 @@
           <w:sz w:val="22"/>
           <w:szCs w:val="22"/>
         </w:rPr>
-        <w:t xml:space="preserve">Saugaus reagavimo algoritmas — ~5 min.</w:t>
-      </w:r>
-    </w:p>
-    <w:p>
-      <w:pPr>
-        <w:spacing w:after="80"/>
-      </w:pPr>
-      <w:r>
-        <w:rPr>
-          <w:rFonts w:ascii="Arial" w:cs="Arial" w:eastAsia="Arial" w:hAnsi="Arial"/>
-          <w:color w:val="212121"/>
-          <w:sz w:val="22"/>
-          <w:szCs w:val="22"/>
-        </w:rPr>
-        <w:t xml:space="preserve">Pristatykite 3 žingsnių algoritmą: SUSTOTI → PATIKRINTI → PRANEŠTI.</w:t>
-      </w:r>
-    </w:p>
-    <w:p>
-      <w:pPr>
-        <w:spacing w:after="80"/>
-        <w:ind w:left="360"/>
-      </w:pPr>
-      <w:r>
-        <w:rPr>
-          <w:rFonts w:ascii="Arial" w:cs="Arial" w:eastAsia="Arial" w:hAnsi="Arial"/>
-          <w:color w:val="212121"/>
-          <w:sz w:val="22"/>
-          <w:szCs w:val="22"/>
-        </w:rPr>
-        <w:t xml:space="preserve">  • Sustoti: neįvykdyti prašymo iš karto, nesvarbu koks spaudimas</w:t>
-      </w:r>
-    </w:p>
-    <w:p>
-      <w:pPr>
-        <w:spacing w:after="80"/>
-        <w:ind w:left="360"/>
-      </w:pPr>
-      <w:r>
-        <w:rPr>
-          <w:rFonts w:ascii="Arial" w:cs="Arial" w:eastAsia="Arial" w:hAnsi="Arial"/>
-          <w:color w:val="212121"/>
-          <w:sz w:val="22"/>
-          <w:szCs w:val="22"/>
-        </w:rPr>
-        <w:t xml:space="preserve">  • Patikrinti: ar šaltinis tikras? Ar nuoroda veda ten, kur teigiama?</w:t>
-      </w:r>
-    </w:p>
-    <w:p>
-      <w:pPr>
-        <w:spacing w:after="80"/>
-        <w:ind w:left="360"/>
-      </w:pPr>
-      <w:r>
-        <w:rPr>
-          <w:rFonts w:ascii="Arial" w:cs="Arial" w:eastAsia="Arial" w:hAnsi="Arial"/>
-          <w:color w:val="212121"/>
-          <w:sz w:val="22"/>
-          <w:szCs w:val="22"/>
-        </w:rPr>
-        <w:t xml:space="preserve">  • Pranešti: informuoti suaugusįjį, mokytoją arba platformą</w:t>
+        <w:t xml:space="preserve">Melagienų sklaida (~3 min.)</w:t>
+      </w:r>
+    </w:p>
+    <w:p>
+      <w:pPr>
+        <w:spacing w:after="80"/>
+      </w:pPr>
+      <w:r>
+        <w:rPr>
+          <w:rFonts w:ascii="Arial" w:cs="Arial" w:eastAsia="Arial" w:hAnsi="Arial"/>
+          <w:color w:val="212121"/>
+          <w:sz w:val="22"/>
+          <w:szCs w:val="22"/>
+        </w:rPr>
+        <w:t xml:space="preserve">Paaiškinkite skirtumą tarp dviejų sąvokų:</w:t>
+      </w:r>
+    </w:p>
+    <w:p>
+      <w:pPr>
+        <w:spacing w:after="80"/>
+      </w:pPr>
+      <w:r>
+        <w:rPr>
+          <w:rFonts w:ascii="Arial" w:cs="Arial" w:eastAsia="Arial" w:hAnsi="Arial"/>
+          <w:b/>
+          <w:bCs/>
+          <w:color w:val="212121"/>
+          <w:sz w:val="22"/>
+          <w:szCs w:val="22"/>
+        </w:rPr>
+        <w:t xml:space="preserve">Klaidinga informacija </w:t>
+      </w:r>
+      <w:r>
+        <w:rPr>
+          <w:rFonts w:ascii="Arial" w:cs="Arial" w:eastAsia="Arial" w:hAnsi="Arial"/>
+          <w:color w:val="212121"/>
+          <w:sz w:val="22"/>
+          <w:szCs w:val="22"/>
+        </w:rPr>
+        <w:t xml:space="preserve">(angl. misinformation): netiksli informacija, platinama netyčia.</w:t>
+      </w:r>
+    </w:p>
+    <w:p>
+      <w:pPr>
+        <w:spacing w:after="80"/>
+      </w:pPr>
+      <w:r>
+        <w:rPr>
+          <w:rFonts w:ascii="Arial" w:cs="Arial" w:eastAsia="Arial" w:hAnsi="Arial"/>
+          <w:b/>
+          <w:bCs/>
+          <w:color w:val="212121"/>
+          <w:sz w:val="22"/>
+          <w:szCs w:val="22"/>
+        </w:rPr>
+        <w:t xml:space="preserve">Dezinformacija </w:t>
+      </w:r>
+      <w:r>
+        <w:rPr>
+          <w:rFonts w:ascii="Arial" w:cs="Arial" w:eastAsia="Arial" w:hAnsi="Arial"/>
+          <w:color w:val="212121"/>
+          <w:sz w:val="22"/>
+          <w:szCs w:val="22"/>
+        </w:rPr>
+        <w:t xml:space="preserve">(angl. disinformation): tyčia kuriama ir platinama melaginga informacija.</w:t>
+      </w:r>
+    </w:p>
+    <w:p>
+      <w:pPr>
+        <w:spacing w:after="80"/>
+      </w:pPr>
+      <w:r>
+        <w:rPr>
+          <w:rFonts w:ascii="Arial" w:cs="Arial" w:eastAsia="Arial" w:hAnsi="Arial"/>
+          <w:color w:val="212121"/>
+          <w:sz w:val="22"/>
+          <w:szCs w:val="22"/>
+        </w:rPr>
+        <w:t xml:space="preserve">Parodykite vieną pavyzdį: sensacingą antraštę socialiniame tinkle. Paklauskite mokinių: „Kaip patikrintumėte, ar tai tiesa?“ Priimkite atsakymus ir apibendrinkite: patikrinti šaltinį, ieškoti kitų šaltinių, atkreipti dėmesį į emocinę kalbą.</w:t>
+      </w:r>
+    </w:p>
+    <w:p>
+      <w:pPr>
+        <w:spacing w:after="80"/>
+      </w:pPr>
+      <w:r>
+        <w:rPr>
+          <w:rFonts w:ascii="Arial" w:cs="Arial" w:eastAsia="Arial" w:hAnsi="Arial"/>
+          <w:b/>
+          <w:bCs/>
+          <w:color w:val="1565C0"/>
+          <w:sz w:val="22"/>
+          <w:szCs w:val="22"/>
+        </w:rPr>
+        <w:t xml:space="preserve">Saugaus reagavimo algoritmas (~3 min.)</w:t>
+      </w:r>
+    </w:p>
+    <w:p>
+      <w:pPr>
+        <w:spacing w:after="80"/>
+      </w:pPr>
+      <w:r>
+        <w:rPr>
+          <w:rFonts w:ascii="Arial" w:cs="Arial" w:eastAsia="Arial" w:hAnsi="Arial"/>
+          <w:color w:val="212121"/>
+          <w:sz w:val="22"/>
+          <w:szCs w:val="22"/>
+        </w:rPr>
+        <w:t xml:space="preserve">Skaidrėje parodykite trijų žingsnių schemą:</w:t>
+      </w:r>
+    </w:p>
+    <w:p>
+      <w:pPr>
+        <w:spacing w:after="80"/>
+      </w:pPr>
+      <w:r>
+        <w:rPr>
+          <w:rFonts w:ascii="Arial" w:cs="Arial" w:eastAsia="Arial" w:hAnsi="Arial"/>
+          <w:b/>
+          <w:bCs/>
+          <w:color w:val="212121"/>
+          <w:sz w:val="22"/>
+          <w:szCs w:val="22"/>
+        </w:rPr>
+        <w:t xml:space="preserve">SUSTOTI</w:t>
+      </w:r>
+      <w:r>
+        <w:rPr>
+          <w:rFonts w:ascii="Arial" w:cs="Arial" w:eastAsia="Arial" w:hAnsi="Arial"/>
+          <w:color w:val="212121"/>
+          <w:sz w:val="22"/>
+          <w:szCs w:val="22"/>
+        </w:rPr>
+        <w:t xml:space="preserve"> → nereaguoti impulsyviai. Nespausti nuorodos, neatsakyti.</w:t>
+      </w:r>
+    </w:p>
+    <w:p>
+      <w:pPr>
+        <w:spacing w:after="80"/>
+      </w:pPr>
+      <w:r>
+        <w:rPr>
+          <w:rFonts w:ascii="Arial" w:cs="Arial" w:eastAsia="Arial" w:hAnsi="Arial"/>
+          <w:b/>
+          <w:bCs/>
+          <w:color w:val="212121"/>
+          <w:sz w:val="22"/>
+          <w:szCs w:val="22"/>
+        </w:rPr>
+        <w:t xml:space="preserve">PATIKRINTI</w:t>
+      </w:r>
+      <w:r>
+        <w:rPr>
+          <w:rFonts w:ascii="Arial" w:cs="Arial" w:eastAsia="Arial" w:hAnsi="Arial"/>
+          <w:color w:val="212121"/>
+          <w:sz w:val="22"/>
+          <w:szCs w:val="22"/>
+        </w:rPr>
+        <w:t xml:space="preserve"> → ar siuntėjas tikras? Ar nuoroda teisinga? Ar prašymas logiškas?</w:t>
+      </w:r>
+    </w:p>
+    <w:p>
+      <w:pPr>
+        <w:spacing w:after="80"/>
+      </w:pPr>
+      <w:r>
+        <w:rPr>
+          <w:rFonts w:ascii="Arial" w:cs="Arial" w:eastAsia="Arial" w:hAnsi="Arial"/>
+          <w:b/>
+          <w:bCs/>
+          <w:color w:val="212121"/>
+          <w:sz w:val="22"/>
+          <w:szCs w:val="22"/>
+        </w:rPr>
+        <w:t xml:space="preserve">PRANEŠTI</w:t>
+      </w:r>
+      <w:r>
+        <w:rPr>
+          <w:rFonts w:ascii="Arial" w:cs="Arial" w:eastAsia="Arial" w:hAnsi="Arial"/>
+          <w:color w:val="212121"/>
+          <w:sz w:val="22"/>
+          <w:szCs w:val="22"/>
+        </w:rPr>
+        <w:t xml:space="preserve"> → informuoti suaugusįjį, mokytoją arba platformos administratorių.</w:t>
+      </w:r>
+    </w:p>
+    <w:p>
+      <w:pPr>
+        <w:spacing w:after="80"/>
+      </w:pPr>
+      <w:r>
+        <w:rPr>
+          <w:rFonts w:ascii="Arial" w:cs="Arial" w:eastAsia="Arial" w:hAnsi="Arial"/>
+          <w:color w:val="212121"/>
+          <w:sz w:val="22"/>
+          <w:szCs w:val="22"/>
+        </w:rPr>
+        <w:t xml:space="preserve">Pabrėžkite: šis algoritmas tinka visoms situacijoms, kurias aptarėme (phishing, socialinė inžinerija, melagienos).</w:t>
       </w:r>
     </w:p>
     <w:p>
@@ -1087,8 +1249,8 @@
           <w:left w:val="none" w:color="FFFFFF" w:sz="0"/>
           <w:bottom w:val="none" w:color="FFFFFF" w:sz="0"/>
           <w:right w:val="none" w:color="FFFFFF" w:sz="0"/>
-          <w:insideH w:val="single" w:color="auto" w:sz="4"/>
-          <w:insideV w:val="single" w:color="auto" w:sz="4"/>
+          <w:insideH w:val="none" w:color="FFFFFF" w:sz="0"/>
+          <w:insideV w:val="none" w:color="FFFFFF" w:sz="0"/>
         </w:tblBorders>
         <w:tblLayout w:type="fixed"/>
       </w:tblPr>
@@ -1111,6 +1273,12 @@
           <w:tcPr>
             <w:tcW w:type="dxa" w:w="9400"/>
             <w:shd w:fill="E8F5E9" w:val="clear"/>
+            <w:tcMar>
+              <w:top w:type="dxa" w:w="60"/>
+              <w:left w:type="dxa" w:w="120"/>
+              <w:bottom w:type="dxa" w:w="60"/>
+              <w:right w:type="dxa" w:w="120"/>
+            </w:tcMar>
           </w:tcPr>
           <w:p>
             <w:r>
@@ -1149,12 +1317,11 @@
           <w:sz w:val="22"/>
           <w:szCs w:val="22"/>
         </w:rPr>
-        <w:t xml:space="preserve">Užduoties instrukcijos skaidrėje. Mokytojas rodo 4 situacijas. Mokiniai žodžiu atsakinėja: kokia grėsmė? Ką daryti?</w:t>
-      </w:r>
-    </w:p>
-    <w:p>
-      <w:pPr>
-        <w:keepNext/>
+        <w:t xml:space="preserve">Instrukcijos skaidrėje. Perskaitykite garsiai ir patikrinkite, ar visi suprato.</w:t>
+      </w:r>
+    </w:p>
+    <w:p>
+      <w:pPr>
         <w:spacing w:after="80"/>
       </w:pPr>
       <w:r>
@@ -1166,81 +1333,256 @@
           <w:sz w:val="22"/>
           <w:szCs w:val="22"/>
         </w:rPr>
+        <w:t xml:space="preserve">Užduotis: </w:t>
+      </w:r>
+      <w:r>
+        <w:rPr>
+          <w:rFonts w:ascii="Arial" w:cs="Arial" w:eastAsia="Arial" w:hAnsi="Arial"/>
+          <w:color w:val="212121"/>
+          <w:sz w:val="22"/>
+          <w:szCs w:val="22"/>
+        </w:rPr>
+        <w:t xml:space="preserve">perskaitykite kiekvieną situaciją ir atsakykite žodžiu, taikydami algoritmą SUSTOTI → PATIKRINTI → PRANEŠTI. Nurodykite: (a) kokia rizika, (b) ką darytumėte kiekviename algoritmo žingsnyje.</w:t>
+      </w:r>
+    </w:p>
+    <w:p>
+      <w:pPr>
+        <w:spacing w:before="80"/>
+      </w:pPr>
+    </w:p>
+    <w:p>
+      <w:pPr>
+        <w:spacing w:after="80"/>
+      </w:pPr>
+      <w:r>
+        <w:rPr>
+          <w:rFonts w:ascii="Arial" w:cs="Arial" w:eastAsia="Arial" w:hAnsi="Arial"/>
+          <w:b/>
+          <w:bCs/>
+          <w:color w:val="212121"/>
+          <w:sz w:val="22"/>
+          <w:szCs w:val="22"/>
+        </w:rPr>
         <w:t xml:space="preserve">Situacijos:</w:t>
       </w:r>
     </w:p>
     <w:p>
       <w:pPr>
         <w:spacing w:after="80"/>
-        <w:ind w:left="360"/>
-      </w:pPr>
-      <w:r>
-        <w:rPr>
-          <w:rFonts w:ascii="Arial" w:cs="Arial" w:eastAsia="Arial" w:hAnsi="Arial"/>
-          <w:color w:val="212121"/>
-          <w:sz w:val="22"/>
-          <w:szCs w:val="22"/>
-        </w:rPr>
-        <w:t xml:space="preserve">1. Gauni el. laišką iš „banko“: „Jūsų paskyra užblokuota. Paspauskite nuorodą.“</w:t>
-      </w:r>
-    </w:p>
-    <w:p>
-      <w:pPr>
-        <w:spacing w:after="80"/>
-        <w:ind w:left="360"/>
-      </w:pPr>
-      <w:r>
-        <w:rPr>
-          <w:rFonts w:ascii="Arial" w:cs="Arial" w:eastAsia="Arial" w:hAnsi="Arial"/>
-          <w:color w:val="212121"/>
-          <w:sz w:val="22"/>
-          <w:szCs w:val="22"/>
-        </w:rPr>
-        <w:t xml:space="preserve">2. Socialiniame tinkle pamatai straipsnį: „Įrodytas būdas užsidirbti 500 € per dieną.“</w:t>
-      </w:r>
-    </w:p>
-    <w:p>
-      <w:pPr>
-        <w:spacing w:after="80"/>
-        <w:ind w:left="360"/>
-      </w:pPr>
-      <w:r>
-        <w:rPr>
-          <w:rFonts w:ascii="Arial" w:cs="Arial" w:eastAsia="Arial" w:hAnsi="Arial"/>
-          <w:color w:val="212121"/>
-          <w:sz w:val="22"/>
-          <w:szCs w:val="22"/>
-        </w:rPr>
-        <w:t xml:space="preserve">3. Nepažįstamas žmogus skambina ir sako, kad yra iš IT palaikymo — prašo įdiegti programą.</w:t>
-      </w:r>
-    </w:p>
-    <w:p>
-      <w:pPr>
-        <w:spacing w:after="80"/>
-        <w:ind w:left="360"/>
-      </w:pPr>
-      <w:r>
-        <w:rPr>
-          <w:rFonts w:ascii="Arial" w:cs="Arial" w:eastAsia="Arial" w:hAnsi="Arial"/>
-          <w:color w:val="212121"/>
-          <w:sz w:val="22"/>
-          <w:szCs w:val="22"/>
-        </w:rPr>
-        <w:t xml:space="preserve">4. Draugas persiunčia nuorodą su tekstu: „Pažiūrėk, čia tavo nuotrauka!“</w:t>
-      </w:r>
-    </w:p>
-    <w:p>
-      <w:pPr>
-        <w:spacing w:after="80"/>
-      </w:pPr>
-      <w:r>
-        <w:rPr>
-          <w:rFonts w:ascii="Arial" w:cs="Arial" w:eastAsia="Arial" w:hAnsi="Arial"/>
-          <w:color w:val="212121"/>
-          <w:sz w:val="22"/>
-          <w:szCs w:val="22"/>
-        </w:rPr>
-        <w:t xml:space="preserve">Po kiekvienos situacijos mokiniai taiko SUSTOTI → PATIKRINTI → PRANEŠTI algoritmą ir aptaria klasėje.</w:t>
+      </w:pPr>
+      <w:r>
+        <w:rPr>
+          <w:rFonts w:ascii="Arial" w:cs="Arial" w:eastAsia="Arial" w:hAnsi="Arial"/>
+          <w:b/>
+          <w:bCs/>
+          <w:color w:val="212121"/>
+          <w:sz w:val="22"/>
+          <w:szCs w:val="22"/>
+        </w:rPr>
+        <w:t xml:space="preserve">1. </w:t>
+      </w:r>
+      <w:r>
+        <w:rPr>
+          <w:rFonts w:ascii="Arial" w:cs="Arial" w:eastAsia="Arial" w:hAnsi="Arial"/>
+          <w:color w:val="212121"/>
+          <w:sz w:val="22"/>
+          <w:szCs w:val="22"/>
+        </w:rPr>
+        <w:t xml:space="preserve">Gavote el. laišką nuo „mokykla@gmeil.com“ su prašymu patvirtinti savo pažymius per nuorodą, kitaip jie bus ištrinti.</w:t>
+      </w:r>
+    </w:p>
+    <w:p>
+      <w:pPr>
+        <w:spacing w:after="80"/>
+      </w:pPr>
+      <w:r>
+        <w:rPr>
+          <w:rFonts w:ascii="Arial" w:cs="Arial" w:eastAsia="Arial" w:hAnsi="Arial"/>
+          <w:b/>
+          <w:bCs/>
+          <w:color w:val="212121"/>
+          <w:sz w:val="22"/>
+          <w:szCs w:val="22"/>
+        </w:rPr>
+        <w:t xml:space="preserve">2. </w:t>
+      </w:r>
+      <w:r>
+        <w:rPr>
+          <w:rFonts w:ascii="Arial" w:cs="Arial" w:eastAsia="Arial" w:hAnsi="Arial"/>
+          <w:color w:val="212121"/>
+          <w:sz w:val="22"/>
+          <w:szCs w:val="22"/>
+        </w:rPr>
+        <w:t xml:space="preserve">Socialiniame tinkle nepažįstamas asmuo siūlo „nemokamą“ kompiuterinį žaidimą ir prašo prisijungti su Google paskyra.</w:t>
+      </w:r>
+    </w:p>
+    <w:p>
+      <w:pPr>
+        <w:spacing w:after="80"/>
+      </w:pPr>
+      <w:r>
+        <w:rPr>
+          <w:rFonts w:ascii="Arial" w:cs="Arial" w:eastAsia="Arial" w:hAnsi="Arial"/>
+          <w:b/>
+          <w:bCs/>
+          <w:color w:val="212121"/>
+          <w:sz w:val="22"/>
+          <w:szCs w:val="22"/>
+        </w:rPr>
+        <w:t xml:space="preserve">3. </w:t>
+      </w:r>
+      <w:r>
+        <w:rPr>
+          <w:rFonts w:ascii="Arial" w:cs="Arial" w:eastAsia="Arial" w:hAnsi="Arial"/>
+          <w:color w:val="212121"/>
+          <w:sz w:val="22"/>
+          <w:szCs w:val="22"/>
+        </w:rPr>
+        <w:t xml:space="preserve">Draugas persiuntė naujieną: „Mokyklos atostogos pratęsiamos 2 savaitėmis!“ Naujienoje nenurodyta jokia mokykla ar šaltinis.</w:t>
+      </w:r>
+    </w:p>
+    <w:p>
+      <w:pPr>
+        <w:spacing w:after="80"/>
+      </w:pPr>
+      <w:r>
+        <w:rPr>
+          <w:rFonts w:ascii="Arial" w:cs="Arial" w:eastAsia="Arial" w:hAnsi="Arial"/>
+          <w:b/>
+          <w:bCs/>
+          <w:color w:val="212121"/>
+          <w:sz w:val="22"/>
+          <w:szCs w:val="22"/>
+        </w:rPr>
+        <w:t xml:space="preserve">4. </w:t>
+      </w:r>
+      <w:r>
+        <w:rPr>
+          <w:rFonts w:ascii="Arial" w:cs="Arial" w:eastAsia="Arial" w:hAnsi="Arial"/>
+          <w:color w:val="212121"/>
+          <w:sz w:val="22"/>
+          <w:szCs w:val="22"/>
+        </w:rPr>
+        <w:t xml:space="preserve">Kažkas skambina telefonu, prisistato mokyklos IT specialistu ir prašo pasakyti slaptažodį, kad „atnaujintų sistemą“.</w:t>
+      </w:r>
+    </w:p>
+    <w:p>
+      <w:pPr>
+        <w:spacing w:before="80"/>
+      </w:pPr>
+    </w:p>
+    <w:p>
+      <w:pPr>
+        <w:spacing w:after="80"/>
+      </w:pPr>
+      <w:r>
+        <w:rPr>
+          <w:rFonts w:ascii="Arial" w:cs="Arial" w:eastAsia="Arial" w:hAnsi="Arial"/>
+          <w:b/>
+          <w:bCs/>
+          <w:color w:val="424242"/>
+          <w:sz w:val="22"/>
+          <w:szCs w:val="22"/>
+        </w:rPr>
+        <w:t xml:space="preserve">Darbo formatas: </w:t>
+      </w:r>
+      <w:r>
+        <w:rPr>
+          <w:rFonts w:ascii="Arial" w:cs="Arial" w:eastAsia="Arial" w:hAnsi="Arial"/>
+          <w:color w:val="212121"/>
+          <w:sz w:val="22"/>
+          <w:szCs w:val="22"/>
+        </w:rPr>
+        <w:t xml:space="preserve">žodinis. Mokiniai atsako klausinėjami pasirinktinai. Kiekvienai situacijai skirkite ~2 min.</w:t>
+      </w:r>
+    </w:p>
+    <w:p>
+      <w:pPr>
+        <w:spacing w:after="80"/>
+      </w:pPr>
+      <w:r>
+        <w:rPr>
+          <w:rFonts w:ascii="Arial" w:cs="Arial" w:eastAsia="Arial" w:hAnsi="Arial"/>
+          <w:b/>
+          <w:bCs/>
+          <w:color w:val="212121"/>
+          <w:sz w:val="22"/>
+          <w:szCs w:val="22"/>
+        </w:rPr>
+        <w:t xml:space="preserve">Mokytojo veiksmai: </w:t>
+      </w:r>
+      <w:r>
+        <w:rPr>
+          <w:rFonts w:ascii="Arial" w:cs="Arial" w:eastAsia="Arial" w:hAnsi="Arial"/>
+          <w:color w:val="212121"/>
+          <w:sz w:val="22"/>
+          <w:szCs w:val="22"/>
+        </w:rPr>
+        <w:t xml:space="preserve">klauskite skirtingų mokinių. Jei atsakymas nepilnas, kreipkitės į kitą mokinį papildyti. Kiekvieną situaciją trumpai apibendrinkite prieš pereidami prie kitos.</w:t>
+      </w:r>
+    </w:p>
+    <w:p>
+      <w:pPr>
+        <w:keepLines/>
+        <w:shd w:fill="FFF8E1" w:val="clear"/>
+        <w:spacing w:after="80" w:before="80"/>
+        <w:ind w:left="240"/>
+      </w:pPr>
+      <w:r>
+        <w:rPr>
+          <w:rFonts w:ascii="Arial" w:cs="Arial" w:eastAsia="Arial" w:hAnsi="Arial"/>
+          <w:b/>
+          <w:bCs/>
+          <w:color w:val="E65100"/>
+          <w:sz w:val="22"/>
+          <w:szCs w:val="22"/>
+        </w:rPr>
+        <w:t xml:space="preserve">⚠ Dažna klaida: </w:t>
+      </w:r>
+      <w:r>
+        <w:rPr>
+          <w:rFonts w:ascii="Arial" w:cs="Arial" w:eastAsia="Arial" w:hAnsi="Arial"/>
+          <w:color w:val="212121"/>
+          <w:sz w:val="22"/>
+          <w:szCs w:val="22"/>
+        </w:rPr>
+        <w:t xml:space="preserve">mokiniai nurodo tik riziką, bet neaptaria visų trijų algoritmo žingsnių. </w:t>
+      </w:r>
+      <w:r>
+        <w:rPr>
+          <w:rFonts w:ascii="Arial" w:cs="Arial" w:eastAsia="Arial" w:hAnsi="Arial"/>
+          <w:b/>
+          <w:bCs/>
+          <w:color w:val="212121"/>
+          <w:sz w:val="22"/>
+          <w:szCs w:val="22"/>
+        </w:rPr>
+        <w:t xml:space="preserve">Taisyklė: priminkite: „Gerai, tai SUSTOTI dalis. O ką reikia PATIKRINTI? Ir kam PRANEŠTI?“</w:t>
+      </w:r>
+    </w:p>
+    <w:p>
+      <w:pPr>
+        <w:spacing w:after="80"/>
+      </w:pPr>
+      <w:r>
+        <w:rPr>
+          <w:rFonts w:ascii="Arial" w:cs="Arial" w:eastAsia="Arial" w:hAnsi="Arial"/>
+          <w:b/>
+          <w:bCs/>
+          <w:color w:val="212121"/>
+          <w:sz w:val="22"/>
+          <w:szCs w:val="22"/>
+        </w:rPr>
+        <w:t xml:space="preserve">Stipresniems mokiniams: </w:t>
+      </w:r>
+      <w:r>
+        <w:rPr>
+          <w:rFonts w:ascii="Arial" w:cs="Arial" w:eastAsia="Arial" w:hAnsi="Arial"/>
+          <w:color w:val="212121"/>
+          <w:sz w:val="22"/>
+          <w:szCs w:val="22"/>
+        </w:rPr>
+        <w:t xml:space="preserve">paprašykite sugalvoti penktą situaciją, kurioje susikerta dvi skirtingos rizikos (pvz., phishing + melagiena), ir paaiškinti, kaip reaguoti.</w:t>
       </w:r>
     </w:p>
     <w:p>
@@ -1256,8 +1598,8 @@
           <w:left w:val="none" w:color="FFFFFF" w:sz="0"/>
           <w:bottom w:val="none" w:color="FFFFFF" w:sz="0"/>
           <w:right w:val="none" w:color="FFFFFF" w:sz="0"/>
-          <w:insideH w:val="single" w:color="auto" w:sz="4"/>
-          <w:insideV w:val="single" w:color="auto" w:sz="4"/>
+          <w:insideH w:val="none" w:color="FFFFFF" w:sz="0"/>
+          <w:insideV w:val="none" w:color="FFFFFF" w:sz="0"/>
         </w:tblBorders>
         <w:tblLayout w:type="fixed"/>
       </w:tblPr>
@@ -1280,6 +1622,12 @@
           <w:tcPr>
             <w:tcW w:type="dxa" w:w="9400"/>
             <w:shd w:fill="FFF3E0" w:val="clear"/>
+            <w:tcMar>
+              <w:top w:type="dxa" w:w="60"/>
+              <w:left w:type="dxa" w:w="120"/>
+              <w:bottom w:type="dxa" w:w="60"/>
+              <w:right w:type="dxa" w:w="120"/>
+            </w:tcMar>
           </w:tcPr>
           <w:p>
             <w:r>
@@ -1308,7 +1656,6 @@
     </w:tbl>
     <w:p>
       <w:pPr>
-        <w:keepNext/>
         <w:spacing w:after="80"/>
       </w:pPr>
       <w:r>
@@ -1334,7 +1681,6 @@
     </w:p>
     <w:p>
       <w:pPr>
-        <w:keepNext/>
         <w:spacing w:after="60"/>
         <w:ind w:left="360"/>
       </w:pPr>
@@ -1356,12 +1702,11 @@
           <w:sz w:val="22"/>
           <w:szCs w:val="22"/>
         </w:rPr>
-        <w:t xml:space="preserve">Įvardinkite 2 tipinius phishing žinutės požymius.</w:t>
-      </w:r>
-    </w:p>
-    <w:p>
-      <w:pPr>
-        <w:keepNext/>
+        <w:t xml:space="preserve">Išvardykite tris phishing žinutės požymius.</w:t>
+      </w:r>
+    </w:p>
+    <w:p>
+      <w:pPr>
         <w:spacing w:after="60"/>
         <w:ind w:left="360"/>
       </w:pPr>
@@ -1383,12 +1728,11 @@
           <w:sz w:val="22"/>
           <w:szCs w:val="22"/>
         </w:rPr>
-        <w:t xml:space="preserve">Kokie 3 žingsniai saugaus reagavimo algoritme?</w:t>
-      </w:r>
-    </w:p>
-    <w:p>
-      <w:pPr>
-        <w:keepNext/>
+        <w:t xml:space="preserve">Kuo skiriasi klaidinga informacija nuo dezinformacijos?</w:t>
+      </w:r>
+    </w:p>
+    <w:p>
+      <w:pPr>
         <w:spacing w:after="60"/>
         <w:ind w:left="360"/>
       </w:pPr>
@@ -1410,7 +1754,7 @@
           <w:sz w:val="22"/>
           <w:szCs w:val="22"/>
         </w:rPr>
-        <w:t xml:space="preserve">Kuo skiriasi klaidinga informacija nuo dezinformacijos?</w:t>
+        <w:t xml:space="preserve">Gavote įtartiną el. laišką su nuoroda. Ką darote pirmu žingsniu ir kodėl?</w:t>
       </w:r>
     </w:p>
     <w:p>
@@ -1424,7 +1768,7 @@
         <w:pBdr>
           <w:bottom w:val="single" w:color="757575" w:sz="8"/>
         </w:pBdr>
-        <w:spacing w:after="100"/>
+        <w:spacing w:after="80"/>
       </w:pPr>
     </w:p>
     <w:p>
@@ -1456,7 +1800,7 @@
           <w:sz w:val="21"/>
           <w:szCs w:val="21"/>
         </w:rPr>
-        <w:t xml:space="preserve">Pamokoje mokiniai nagrinėjo dažniausias internetines grėsmes: phishing, socialinę inžineriją ir melagienų sklaidą. Išmoko atpažinti tipinius phishing požymius ir pritaikė saugaus reagavimo algoritmą (sustoti → patikrinti → pranešti) analizuodami konkrečias situacijas.</w:t>
+        <w:t xml:space="preserve">Pamokos metu mokiniai susipažino su pagrindinėmis internetinėmis grėsmėmis: phishing atakomis, socialine inžinerija ir melagienų sklaida. Išmoko atpažinti tipinius phishing požymius (skubos spaudimas, įtartinas siuntėjas, prašymas pateikti asmeninius duomenis). Aptarė skirtumą tarp klaidingos informacijos ir dezinformacijos. Įsisavino saugaus reagavimo algoritmą (sustoti, patikrinti, pranešti) ir jį pritaikė analizuodami konkrečias situacijas žodžiu.</w:t>
       </w:r>
     </w:p>
     <w:sectPr>
